--- a/plantillas/UCA-GOAYF-SOPyS-PRO-01-FORM-02 Rev. 02 - Acta de entrega (Recuperado automáticamente).docx
+++ b/plantillas/UCA-GOAYF-SOPyS-PRO-01-FORM-02 Rev. 02 - Acta de entrega (Recuperado automáticamente).docx
@@ -274,205 +274,23 @@
           <w:sz w:val="24"/>
           <w:szCs w:val="20"/>
         </w:rPr>
-        <w:t>En la Ciudad Autónoma de Buenos Aires, a los {{</w:t>
+        <w:t xml:space="preserve">En la Ciudad Autónoma de Buenos Aires, a los {{dia}} días del mes de {{mes}} del año {{anio}} se constituyen en la **Subgerencia Operativa Patrimonio y Suministros (SOPyS),** dependiente de la **Unidad de Coordinación Administrativa** de la **Agencia Gubernamental de Control**, del **Gobierno de la Ciudad Autónoma de Buenos Aires**, el responsable y/o administrativo/a de la SOPyS, {{responsable_sopys}} con </w:t>
       </w:r>
-      <w:proofErr w:type="spellStart"/>
       <w:r>
         <w:rPr>
           <w:rFonts w:ascii="Century Gothic" w:hAnsi="Century Gothic"/>
           <w:sz w:val="24"/>
           <w:szCs w:val="20"/>
         </w:rPr>
-        <w:t>dia</w:t>
+        <w:t>CUIT/</w:t>
       </w:r>
-      <w:proofErr w:type="spellEnd"/>
       <w:r>
         <w:rPr>
           <w:rFonts w:ascii="Century Gothic" w:hAnsi="Century Gothic"/>
           <w:sz w:val="24"/>
           <w:szCs w:val="20"/>
         </w:rPr>
-        <w:t>}} días del mes de {{mes}} del año {{</w:t>
-      </w:r>
-      <w:proofErr w:type="spellStart"/>
-      <w:r>
-        <w:rPr>
-          <w:rFonts w:ascii="Century Gothic" w:hAnsi="Century Gothic"/>
-          <w:sz w:val="24"/>
-          <w:szCs w:val="20"/>
-        </w:rPr>
-        <w:t>anio</w:t>
-      </w:r>
-      <w:proofErr w:type="spellEnd"/>
-      <w:r>
-        <w:rPr>
-          <w:rFonts w:ascii="Century Gothic" w:hAnsi="Century Gothic"/>
-          <w:sz w:val="24"/>
-          <w:szCs w:val="20"/>
-        </w:rPr>
-        <w:t>}} se constituyen en la **Subgerencia Operativa Patrimonio y Suministros (</w:t>
-      </w:r>
-      <w:proofErr w:type="spellStart"/>
-      <w:r>
-        <w:rPr>
-          <w:rFonts w:ascii="Century Gothic" w:hAnsi="Century Gothic"/>
-          <w:sz w:val="24"/>
-          <w:szCs w:val="20"/>
-        </w:rPr>
-        <w:t>SOPyS</w:t>
-      </w:r>
-      <w:proofErr w:type="spellEnd"/>
-      <w:r>
-        <w:rPr>
-          <w:rFonts w:ascii="Century Gothic" w:hAnsi="Century Gothic"/>
-          <w:sz w:val="24"/>
-          <w:szCs w:val="20"/>
-        </w:rPr>
-        <w:t xml:space="preserve">),** dependiente de la **Unidad de Coordinación Administrativa** de la **Agencia Gubernamental de Control**, del **Gobierno de la Ciudad Autónoma de Buenos Aires**, el responsable y/o administrativo/a de la </w:t>
-      </w:r>
-      <w:proofErr w:type="spellStart"/>
-      <w:r>
-        <w:rPr>
-          <w:rFonts w:ascii="Century Gothic" w:hAnsi="Century Gothic"/>
-          <w:sz w:val="24"/>
-          <w:szCs w:val="20"/>
-        </w:rPr>
-        <w:t>SOPyS</w:t>
-      </w:r>
-      <w:proofErr w:type="spellEnd"/>
-      <w:r>
-        <w:rPr>
-          <w:rFonts w:ascii="Century Gothic" w:hAnsi="Century Gothic"/>
-          <w:sz w:val="24"/>
-          <w:szCs w:val="20"/>
-        </w:rPr>
-        <w:t>, {{</w:t>
-      </w:r>
-      <w:proofErr w:type="spellStart"/>
-      <w:r>
-        <w:rPr>
-          <w:rFonts w:ascii="Century Gothic" w:hAnsi="Century Gothic"/>
-          <w:sz w:val="24"/>
-          <w:szCs w:val="20"/>
-        </w:rPr>
-        <w:t>responsable_sopys</w:t>
-      </w:r>
-      <w:proofErr w:type="spellEnd"/>
-      <w:r>
-        <w:rPr>
-          <w:rFonts w:ascii="Century Gothic" w:hAnsi="Century Gothic"/>
-          <w:sz w:val="24"/>
-          <w:szCs w:val="20"/>
-        </w:rPr>
-        <w:t xml:space="preserve">}} con DNI </w:t>
-      </w:r>
-      <w:proofErr w:type="spellStart"/>
-      <w:r>
-        <w:rPr>
-          <w:rFonts w:ascii="Century Gothic" w:hAnsi="Century Gothic"/>
-          <w:sz w:val="24"/>
-          <w:szCs w:val="20"/>
-        </w:rPr>
-        <w:t>N°</w:t>
-      </w:r>
-      <w:proofErr w:type="spellEnd"/>
-      <w:r>
-        <w:rPr>
-          <w:rFonts w:ascii="Century Gothic" w:hAnsi="Century Gothic"/>
-          <w:sz w:val="24"/>
-          <w:szCs w:val="20"/>
-        </w:rPr>
-        <w:t xml:space="preserve"> {{</w:t>
-      </w:r>
-      <w:proofErr w:type="spellStart"/>
-      <w:r>
-        <w:rPr>
-          <w:rFonts w:ascii="Century Gothic" w:hAnsi="Century Gothic"/>
-          <w:sz w:val="24"/>
-          <w:szCs w:val="20"/>
-        </w:rPr>
-        <w:t>dni_responsable_sopys</w:t>
-      </w:r>
-      <w:proofErr w:type="spellEnd"/>
-      <w:r>
-        <w:rPr>
-          <w:rFonts w:ascii="Century Gothic" w:hAnsi="Century Gothic"/>
-          <w:sz w:val="24"/>
-          <w:szCs w:val="20"/>
-        </w:rPr>
-        <w:t>}} y el/la agente {{</w:t>
-      </w:r>
-      <w:proofErr w:type="spellStart"/>
-      <w:r>
-        <w:rPr>
-          <w:rFonts w:ascii="Century Gothic" w:hAnsi="Century Gothic"/>
-          <w:sz w:val="24"/>
-          <w:szCs w:val="20"/>
-        </w:rPr>
-        <w:t>agente_receptor</w:t>
-      </w:r>
-      <w:proofErr w:type="spellEnd"/>
-      <w:r>
-        <w:rPr>
-          <w:rFonts w:ascii="Century Gothic" w:hAnsi="Century Gothic"/>
-          <w:sz w:val="24"/>
-          <w:szCs w:val="20"/>
-        </w:rPr>
-        <w:t>}} perteneciente a {{</w:t>
-      </w:r>
-      <w:proofErr w:type="spellStart"/>
-      <w:r>
-        <w:rPr>
-          <w:rFonts w:ascii="Century Gothic" w:hAnsi="Century Gothic"/>
-          <w:sz w:val="24"/>
-          <w:szCs w:val="20"/>
-        </w:rPr>
-        <w:t>area_receptor</w:t>
-      </w:r>
-      <w:proofErr w:type="spellEnd"/>
-      <w:r>
-        <w:rPr>
-          <w:rFonts w:ascii="Century Gothic" w:hAnsi="Century Gothic"/>
-          <w:sz w:val="24"/>
-          <w:szCs w:val="20"/>
-        </w:rPr>
-        <w:t xml:space="preserve">}} con CUIT/DNI </w:t>
-      </w:r>
-      <w:proofErr w:type="spellStart"/>
-      <w:r>
-        <w:rPr>
-          <w:rFonts w:ascii="Century Gothic" w:hAnsi="Century Gothic"/>
-          <w:sz w:val="24"/>
-          <w:szCs w:val="20"/>
-        </w:rPr>
-        <w:t>Nº</w:t>
-      </w:r>
-      <w:proofErr w:type="spellEnd"/>
-      <w:r>
-        <w:rPr>
-          <w:rFonts w:ascii="Century Gothic" w:hAnsi="Century Gothic"/>
-          <w:sz w:val="24"/>
-          <w:szCs w:val="20"/>
-        </w:rPr>
-        <w:t xml:space="preserve"> {{</w:t>
-      </w:r>
-      <w:proofErr w:type="spellStart"/>
-      <w:r>
-        <w:rPr>
-          <w:rFonts w:ascii="Century Gothic" w:hAnsi="Century Gothic"/>
-          <w:sz w:val="24"/>
-          <w:szCs w:val="20"/>
-        </w:rPr>
-        <w:t>dni_receptor</w:t>
-      </w:r>
-      <w:proofErr w:type="spellEnd"/>
-      <w:r>
-        <w:rPr>
-          <w:rFonts w:ascii="Century Gothic" w:hAnsi="Century Gothic"/>
-          <w:sz w:val="24"/>
-          <w:szCs w:val="20"/>
-        </w:rPr>
-        <w:t>}} a los efectos de retirar los bienes que a continuación se detallan:</w:t>
+        <w:t>DNI N° {{dni_responsable_sopys}} y el/la agente {{agente_receptor}} perteneciente a {{area_receptor}} con CUIT/DNI Nº {{dni_receptor}} a los efectos de retirar los bienes que a continuación se detallan:</w:t>
       </w:r>
     </w:p>
     <w:p>
@@ -617,25 +435,7 @@
           <w:sz w:val="22"/>
           <w:szCs w:val="22"/>
         </w:rPr>
-        <w:t xml:space="preserve">{% </w:t>
-      </w:r>
-      <w:proofErr w:type="spellStart"/>
-      <w:r>
-        <w:rPr>
-          <w:rFonts w:ascii="Arial" w:hAnsi="Arial" w:cs="Arial"/>
-          <w:sz w:val="22"/>
-          <w:szCs w:val="22"/>
-        </w:rPr>
-        <w:t>for</w:t>
-      </w:r>
-      <w:proofErr w:type="spellEnd"/>
-      <w:r>
-        <w:rPr>
-          <w:rFonts w:ascii="Arial" w:hAnsi="Arial" w:cs="Arial"/>
-          <w:sz w:val="22"/>
-          <w:szCs w:val="22"/>
-        </w:rPr>
-        <w:t xml:space="preserve"> bien in bienes %}</w:t>
+        <w:t>{% for bien in bienes %}</w:t>
       </w:r>
     </w:p>
     <w:tbl>
@@ -669,25 +469,7 @@
                 <w:sz w:val="22"/>
                 <w:szCs w:val="22"/>
               </w:rPr>
-              <w:t>{{</w:t>
-            </w:r>
-            <w:proofErr w:type="spellStart"/>
-            <w:r>
-              <w:rPr>
-                <w:rFonts w:ascii="Arial" w:hAnsi="Arial" w:cs="Arial"/>
-                <w:sz w:val="22"/>
-                <w:szCs w:val="22"/>
-              </w:rPr>
-              <w:t>bien.cantidad</w:t>
-            </w:r>
-            <w:proofErr w:type="spellEnd"/>
-            <w:r>
-              <w:rPr>
-                <w:rFonts w:ascii="Arial" w:hAnsi="Arial" w:cs="Arial"/>
-                <w:sz w:val="22"/>
-                <w:szCs w:val="22"/>
-              </w:rPr>
-              <w:t>}}</w:t>
+              <w:t>{{bien.cantidad}}</w:t>
             </w:r>
           </w:p>
         </w:tc>
@@ -710,25 +492,7 @@
                 <w:sz w:val="22"/>
                 <w:szCs w:val="22"/>
               </w:rPr>
-              <w:t>{{</w:t>
-            </w:r>
-            <w:proofErr w:type="spellStart"/>
-            <w:r>
-              <w:rPr>
-                <w:rFonts w:ascii="Arial" w:hAnsi="Arial" w:cs="Arial"/>
-                <w:sz w:val="22"/>
-                <w:szCs w:val="22"/>
-              </w:rPr>
-              <w:t>bien.descripcion</w:t>
-            </w:r>
-            <w:proofErr w:type="spellEnd"/>
-            <w:r>
-              <w:rPr>
-                <w:rFonts w:ascii="Arial" w:hAnsi="Arial" w:cs="Arial"/>
-                <w:sz w:val="22"/>
-                <w:szCs w:val="22"/>
-              </w:rPr>
-              <w:t>}}</w:t>
+              <w:t>{{bien.descripcion}}</w:t>
             </w:r>
           </w:p>
         </w:tc>
@@ -751,25 +515,7 @@
                 <w:sz w:val="22"/>
                 <w:szCs w:val="22"/>
               </w:rPr>
-              <w:t>FICHA: {{</w:t>
-            </w:r>
-            <w:proofErr w:type="spellStart"/>
-            <w:r>
-              <w:rPr>
-                <w:rFonts w:ascii="Arial" w:hAnsi="Arial" w:cs="Arial"/>
-                <w:sz w:val="22"/>
-                <w:szCs w:val="22"/>
-              </w:rPr>
-              <w:t>bien.ficha</w:t>
-            </w:r>
-            <w:proofErr w:type="spellEnd"/>
-            <w:r>
-              <w:rPr>
-                <w:rFonts w:ascii="Arial" w:hAnsi="Arial" w:cs="Arial"/>
-                <w:sz w:val="22"/>
-                <w:szCs w:val="22"/>
-              </w:rPr>
-              <w:t>}}</w:t>
+              <w:t>FICHA: {{bien.ficha}}</w:t>
             </w:r>
           </w:p>
           <w:p>
@@ -787,25 +533,7 @@
                 <w:sz w:val="22"/>
                 <w:szCs w:val="22"/>
               </w:rPr>
-              <w:t>SERIE: {{</w:t>
-            </w:r>
-            <w:proofErr w:type="spellStart"/>
-            <w:r>
-              <w:rPr>
-                <w:rFonts w:ascii="Arial" w:hAnsi="Arial" w:cs="Arial"/>
-                <w:sz w:val="22"/>
-                <w:szCs w:val="22"/>
-              </w:rPr>
-              <w:t>bien.serie</w:t>
-            </w:r>
-            <w:proofErr w:type="spellEnd"/>
-            <w:r>
-              <w:rPr>
-                <w:rFonts w:ascii="Arial" w:hAnsi="Arial" w:cs="Arial"/>
-                <w:sz w:val="22"/>
-                <w:szCs w:val="22"/>
-              </w:rPr>
-              <w:t>}}</w:t>
+              <w:t>SERIE: {{bien.serie}}</w:t>
             </w:r>
           </w:p>
         </w:tc>
@@ -825,25 +553,7 @@
           <w:sz w:val="22"/>
           <w:szCs w:val="22"/>
         </w:rPr>
-        <w:t xml:space="preserve">{% </w:t>
-      </w:r>
-      <w:proofErr w:type="spellStart"/>
-      <w:r>
-        <w:rPr>
-          <w:rFonts w:ascii="Arial" w:hAnsi="Arial" w:cs="Arial"/>
-          <w:sz w:val="22"/>
-          <w:szCs w:val="22"/>
-        </w:rPr>
-        <w:t>endfor</w:t>
-      </w:r>
-      <w:proofErr w:type="spellEnd"/>
-      <w:r>
-        <w:rPr>
-          <w:rFonts w:ascii="Arial" w:hAnsi="Arial" w:cs="Arial"/>
-          <w:sz w:val="22"/>
-          <w:szCs w:val="22"/>
-        </w:rPr>
-        <w:t xml:space="preserve"> %}</w:t>
+        <w:t>{% endfor %}</w:t>
       </w:r>
     </w:p>
     <w:tbl>
@@ -881,20 +591,8 @@
                 <w:sz w:val="22"/>
                 <w:szCs w:val="22"/>
               </w:rPr>
-              <w:t xml:space="preserve">Firma Responsable </w:t>
+              <w:t>Firma Responsable SOPyS</w:t>
             </w:r>
-            <w:proofErr w:type="spellStart"/>
-            <w:r>
-              <w:rPr>
-                <w:rFonts w:ascii="Arial" w:hAnsi="Arial" w:cs="Arial"/>
-                <w:b/>
-                <w:bCs/>
-                <w:sz w:val="22"/>
-                <w:szCs w:val="22"/>
-              </w:rPr>
-              <w:t>SOPyS</w:t>
-            </w:r>
-            <w:proofErr w:type="spellEnd"/>
           </w:p>
         </w:tc>
         <w:tc>
@@ -978,25 +676,7 @@
                 <w:sz w:val="22"/>
                 <w:szCs w:val="22"/>
               </w:rPr>
-              <w:t>{{</w:t>
-            </w:r>
-            <w:proofErr w:type="spellStart"/>
-            <w:r>
-              <w:rPr>
-                <w:rFonts w:ascii="Arial" w:hAnsi="Arial" w:cs="Arial"/>
-                <w:sz w:val="22"/>
-                <w:szCs w:val="22"/>
-              </w:rPr>
-              <w:t>responsable_sopys</w:t>
-            </w:r>
-            <w:proofErr w:type="spellEnd"/>
-            <w:r>
-              <w:rPr>
-                <w:rFonts w:ascii="Arial" w:hAnsi="Arial" w:cs="Arial"/>
-                <w:sz w:val="22"/>
-                <w:szCs w:val="22"/>
-              </w:rPr>
-              <w:t>}}</w:t>
+              <w:t>{{responsable_sopys}}</w:t>
             </w:r>
           </w:p>
           <w:p>
@@ -1014,25 +694,7 @@
                 <w:sz w:val="22"/>
                 <w:szCs w:val="22"/>
               </w:rPr>
-              <w:t>DNI: {{</w:t>
-            </w:r>
-            <w:proofErr w:type="spellStart"/>
-            <w:r>
-              <w:rPr>
-                <w:rFonts w:ascii="Arial" w:hAnsi="Arial" w:cs="Arial"/>
-                <w:sz w:val="22"/>
-                <w:szCs w:val="22"/>
-              </w:rPr>
-              <w:t>dni_responsable_sopys</w:t>
-            </w:r>
-            <w:proofErr w:type="spellEnd"/>
-            <w:r>
-              <w:rPr>
-                <w:rFonts w:ascii="Arial" w:hAnsi="Arial" w:cs="Arial"/>
-                <w:sz w:val="22"/>
-                <w:szCs w:val="22"/>
-              </w:rPr>
-              <w:t>}}</w:t>
+              <w:t>DNI: {{dni_responsable_sopys}}</w:t>
             </w:r>
           </w:p>
           <w:p>
@@ -1050,25 +712,7 @@
                 <w:sz w:val="22"/>
                 <w:szCs w:val="22"/>
               </w:rPr>
-              <w:t>Cargo: {{</w:t>
-            </w:r>
-            <w:proofErr w:type="spellStart"/>
-            <w:r>
-              <w:rPr>
-                <w:rFonts w:ascii="Arial" w:hAnsi="Arial" w:cs="Arial"/>
-                <w:sz w:val="22"/>
-                <w:szCs w:val="22"/>
-              </w:rPr>
-              <w:t>cargo_responsable_sopys</w:t>
-            </w:r>
-            <w:proofErr w:type="spellEnd"/>
-            <w:r>
-              <w:rPr>
-                <w:rFonts w:ascii="Arial" w:hAnsi="Arial" w:cs="Arial"/>
-                <w:sz w:val="22"/>
-                <w:szCs w:val="22"/>
-              </w:rPr>
-              <w:t>}}</w:t>
+              <w:t>Cargo: {{cargo_responsable_sopys}}</w:t>
             </w:r>
           </w:p>
         </w:tc>
@@ -1121,25 +765,7 @@
                 <w:sz w:val="22"/>
                 <w:szCs w:val="22"/>
               </w:rPr>
-              <w:t>{{</w:t>
-            </w:r>
-            <w:proofErr w:type="spellStart"/>
-            <w:r>
-              <w:rPr>
-                <w:rFonts w:ascii="Arial" w:hAnsi="Arial" w:cs="Arial"/>
-                <w:sz w:val="22"/>
-                <w:szCs w:val="22"/>
-              </w:rPr>
-              <w:t>agente_receptor</w:t>
-            </w:r>
-            <w:proofErr w:type="spellEnd"/>
-            <w:r>
-              <w:rPr>
-                <w:rFonts w:ascii="Arial" w:hAnsi="Arial" w:cs="Arial"/>
-                <w:sz w:val="22"/>
-                <w:szCs w:val="22"/>
-              </w:rPr>
-              <w:t>}}</w:t>
+              <w:t>{{agente_receptor}}</w:t>
             </w:r>
           </w:p>
           <w:p>
@@ -1157,25 +783,7 @@
                 <w:sz w:val="22"/>
                 <w:szCs w:val="22"/>
               </w:rPr>
-              <w:t>DNI: {{</w:t>
-            </w:r>
-            <w:proofErr w:type="spellStart"/>
-            <w:r>
-              <w:rPr>
-                <w:rFonts w:ascii="Arial" w:hAnsi="Arial" w:cs="Arial"/>
-                <w:sz w:val="22"/>
-                <w:szCs w:val="22"/>
-              </w:rPr>
-              <w:t>dni_receptor</w:t>
-            </w:r>
-            <w:proofErr w:type="spellEnd"/>
-            <w:r>
-              <w:rPr>
-                <w:rFonts w:ascii="Arial" w:hAnsi="Arial" w:cs="Arial"/>
-                <w:sz w:val="22"/>
-                <w:szCs w:val="22"/>
-              </w:rPr>
-              <w:t>}}</w:t>
+              <w:t>DNI: {{dni_receptor}}</w:t>
             </w:r>
           </w:p>
           <w:p>
@@ -1193,25 +801,7 @@
                 <w:sz w:val="22"/>
                 <w:szCs w:val="22"/>
               </w:rPr>
-              <w:t>Área: {{</w:t>
-            </w:r>
-            <w:proofErr w:type="spellStart"/>
-            <w:r>
-              <w:rPr>
-                <w:rFonts w:ascii="Arial" w:hAnsi="Arial" w:cs="Arial"/>
-                <w:sz w:val="22"/>
-                <w:szCs w:val="22"/>
-              </w:rPr>
-              <w:t>area_receptor</w:t>
-            </w:r>
-            <w:proofErr w:type="spellEnd"/>
-            <w:r>
-              <w:rPr>
-                <w:rFonts w:ascii="Arial" w:hAnsi="Arial" w:cs="Arial"/>
-                <w:sz w:val="22"/>
-                <w:szCs w:val="22"/>
-              </w:rPr>
-              <w:t>}}</w:t>
+              <w:t>Área: {{area_receptor}}</w:t>
             </w:r>
           </w:p>
         </w:tc>
@@ -1255,25 +845,7 @@
           <w:sz w:val="14"/>
           <w:szCs w:val="14"/>
         </w:rPr>
-        <w:t>{{</w:t>
-      </w:r>
-      <w:proofErr w:type="spellStart"/>
-      <w:r>
-        <w:rPr>
-          <w:rFonts w:ascii="Century Gothic" w:hAnsi="Century Gothic"/>
-          <w:sz w:val="14"/>
-          <w:szCs w:val="14"/>
-        </w:rPr>
-        <w:t>texto_generacion</w:t>
-      </w:r>
-      <w:proofErr w:type="spellEnd"/>
-      <w:r>
-        <w:rPr>
-          <w:rFonts w:ascii="Century Gothic" w:hAnsi="Century Gothic"/>
-          <w:sz w:val="14"/>
-          <w:szCs w:val="14"/>
-        </w:rPr>
-        <w:t>}}</w:t>
+        <w:t>{{texto_generacion}}</w:t>
       </w:r>
     </w:p>
     <w:sectPr>
